--- a/cf/sh/u/files/u021.docx
+++ b/cf/sh/u/files/u021.docx
@@ -20,7 +20,7 @@
     </w:p>
     <w:p>
       <w:r>
-        <w:t>請針對每個題目，把答案填在「回答：」後面（越具體越好）；填好後請放回您的部門資料夾即可，不需回信。</w:t>
+        <w:t>這份問卷是想更了解您的實際作業，好把您的 AI 助理做得更貼近需求。第一部分請把答案填在「回答：」後面（越具體越好）；第二部分只是先讓您了解，之後用的時候再一起調整，不用現在填。填好後放回您的部門資料夾即可，不需回信。</w:t>
       </w:r>
     </w:p>
     <w:p>
@@ -32,8 +32,16 @@
       </w:r>
     </w:p>
     <w:p>
+      <w:pPr>
+        <w:pStyle w:val="Heading2"/>
+      </w:pPr>
       <w:r>
-        <w:t>1. 機械設備課現行『部門工作日報』的真實範本與分類維度（在製專案／設備測試／客戶交辦／異常）為何？</w:t>
+        <w:t>一、請您提供或確認的事情</w:t>
+      </w:r>
+    </w:p>
+    <w:p>
+      <w:r>
+        <w:t>1. 請提供機械設備課現行「部門工作日報」的真實範本，讓 AI 知道日報要分哪些類別、長什麼樣（例如在製專案、設備測試、客戶交辦、異常追蹤）。</w:t>
       </w:r>
     </w:p>
     <w:p>
@@ -43,7 +51,7 @@
     </w:p>
     <w:p>
       <w:r>
-        <w:t>2. 課內同仁名單與各自負責專案的對應能否提供，讓 AI 正確歸人？</w:t>
+        <w:t>2. 請給我們課內同仁名單和各自負責的專案對照，這樣 AI 才能把每則進度正確歸到對的人身上。</w:t>
       </w:r>
     </w:p>
     <w:p>
@@ -53,7 +61,7 @@
     </w:p>
     <w:p>
       <w:r>
-        <w:t>3. 『需主管裁示』的判斷標準為何？哪些情況（卡關／延期／異常）要拉出來給經理？</w:t>
+        <w:t>3. 請提供三到五份過去的日報實例，讓 AI 學會課長習慣的語氣和精簡程度。</w:t>
       </w:r>
     </w:p>
     <w:p>
@@ -63,7 +71,7 @@
     </w:p>
     <w:p>
       <w:r>
-        <w:t>4. 同仁當日進度目前如何回報（MAIL／口頭／LINE）？可否統一貼進 AI 或有格式範例？</w:t>
+        <w:t>4. 請跟我們說「哪些情況要特別拉出來給經理裁示」（例如卡關、廠商延期），AI 才知道要把哪些事標成重點。</w:t>
       </w:r>
     </w:p>
     <w:p>
@@ -73,7 +81,7 @@
     </w:p>
     <w:p>
       <w:r>
-        <w:t>5. 課長希望的彙整風格與精簡程度為何？能否提供 3～5 份既往日報實例對齊語氣？</w:t>
+        <w:t>5. 請確認同仁進度是用貼上 MAIL 內容或口頭轉述的方式餵給 AI（因為報工系統要 17:00 後才填完、來不及用）。</w:t>
       </w:r>
     </w:p>
     <w:p>
@@ -82,13 +90,31 @@
       </w:r>
     </w:p>
     <w:p>
+      <w:pPr>
+        <w:pStyle w:val="Heading2"/>
+      </w:pPr>
       <w:r>
-        <w:t>6. 未來報工系統若能提早匯出，是否要改為系統資料＋人工補充並行？</w:t>
+        <w:t>二、要用了之後、跟 AI 一起調整的事情（先了解即可，不用現在填）</w:t>
       </w:r>
     </w:p>
     <w:p>
       <w:r>
-        <w:t>回答：</w:t>
+        <w:t>• 把當天各同仁的進度（MAIL 或口頭轉述）逐則貼給 AI，它會幫你分類、抓重點、去掉流水帳，整理成日報草稿。</w:t>
+      </w:r>
+    </w:p>
+    <w:p>
+      <w:r>
+        <w:t>• AI 出的草稿，課長要覆核一遍，特別確認有沒有人漏報、卡關的事有沒有正確標成「需主管裁示」。</w:t>
+      </w:r>
+    </w:p>
+    <w:p>
+      <w:r>
+        <w:t>• 有同仁沒回報時 AI 會標「待補」而不是亂猜進度百分比，這幾格由課長自己補上或去問人。</w:t>
+      </w:r>
+    </w:p>
+    <w:p>
+      <w:r>
+        <w:t>• 如果 AI 分類歸錯人或語氣不對，直接告訴它「這件事是誰的、語氣再簡潔一點」，它下次就會照著調整；最後送給經理仍由課長按送出。</w:t>
       </w:r>
     </w:p>
     <w:p/>
